--- a/Wouldwork User Manual(26.8).docx
+++ b/Wouldwork User Manual(26.8).docx
@@ -15337,19 +15337,315 @@
     </w:p>
     <w:p>
       <w:pPr>
-        <w:pStyle w:val="Heading2"/>
-      </w:pPr>
-      <w:bookmarkStart w:id="59" w:name="_Toc206658685"/>
-      <w:r>
-        <w:t>Heuristic Search</w:t>
-      </w:r>
-      <w:bookmarkEnd w:id="59"/>
-    </w:p>
-    <w:p>
-      <w:pPr>
         <w:pStyle w:val="Standard"/>
         <w:spacing w:after="0" w:line="240" w:lineRule="auto"/>
         <w:rPr>
+          <w:sz w:val="24"/>
+          <w:szCs w:val="24"/>
+        </w:rPr>
+      </w:pPr>
+      <w:r>
+        <w:rPr>
+          <w:sz w:val="24"/>
+          <w:szCs w:val="24"/>
+        </w:rPr>
+        <w:t xml:space="preserve">Use the one-argument solve-subgoal form above for </w:t>
+      </w:r>
+      <w:r>
+        <w:rPr>
+          <w:sz w:val="24"/>
+          <w:szCs w:val="24"/>
+        </w:rPr>
+        <w:t xml:space="preserve">exploring a </w:t>
+      </w:r>
+      <w:r>
+        <w:rPr>
+          <w:sz w:val="24"/>
+          <w:szCs w:val="24"/>
+        </w:rPr>
+        <w:t>chain</w:t>
+      </w:r>
+      <w:r>
+        <w:rPr>
+          <w:sz w:val="24"/>
+          <w:szCs w:val="24"/>
+        </w:rPr>
+        <w:t xml:space="preserve"> of subgoals, one after the other (serial search only, parallel disabled)</w:t>
+      </w:r>
+      <w:r>
+        <w:rPr>
+          <w:sz w:val="24"/>
+          <w:szCs w:val="24"/>
+        </w:rPr>
+        <w:t xml:space="preserve">. Use the two-argument checkpoint form below to choose each starting </w:t>
+      </w:r>
+      <w:r>
+        <w:rPr>
+          <w:sz w:val="24"/>
+          <w:szCs w:val="24"/>
+        </w:rPr>
+        <w:t xml:space="preserve">point and </w:t>
+      </w:r>
+      <w:r>
+        <w:rPr>
+          <w:sz w:val="24"/>
+          <w:szCs w:val="24"/>
+        </w:rPr>
+        <w:t>end</w:t>
+      </w:r>
+      <w:r>
+        <w:rPr>
+          <w:sz w:val="24"/>
+          <w:szCs w:val="24"/>
+        </w:rPr>
+        <w:t xml:space="preserve"> </w:t>
+      </w:r>
+      <w:r>
+        <w:rPr>
+          <w:sz w:val="24"/>
+          <w:szCs w:val="24"/>
+        </w:rPr>
+        <w:t>point explicitly</w:t>
+      </w:r>
+      <w:r>
+        <w:rPr>
+          <w:sz w:val="24"/>
+          <w:szCs w:val="24"/>
+        </w:rPr>
+        <w:t xml:space="preserve"> (</w:t>
+      </w:r>
+      <w:r>
+        <w:rPr>
+          <w:sz w:val="24"/>
+          <w:szCs w:val="24"/>
+        </w:rPr>
+        <w:t>serial or parallel search</w:t>
+      </w:r>
+      <w:r>
+        <w:rPr>
+          <w:sz w:val="24"/>
+          <w:szCs w:val="24"/>
+        </w:rPr>
+        <w:t xml:space="preserve"> enabled, but</w:t>
+      </w:r>
+      <w:r>
+        <w:rPr>
+          <w:sz w:val="24"/>
+          <w:szCs w:val="24"/>
+        </w:rPr>
+        <w:t xml:space="preserve"> no automatic predecessor backtracking</w:t>
+      </w:r>
+      <w:r>
+        <w:rPr>
+          <w:sz w:val="24"/>
+          <w:szCs w:val="24"/>
+        </w:rPr>
+        <w:t>):</w:t>
+      </w:r>
+    </w:p>
+    <w:p>
+      <w:pPr>
+        <w:pStyle w:val="Standard"/>
+        <w:keepNext/>
+        <w:spacing w:after="0" w:line="240" w:lineRule="auto"/>
+        <w:rPr>
+          <w:rFonts w:ascii="Courier New" w:hAnsi="Courier New" w:cs="Courier New"/>
+          <w:sz w:val="18"/>
+          <w:szCs w:val="18"/>
+        </w:rPr>
+      </w:pPr>
+      <w:r>
+        <w:rPr>
+          <w:rFonts w:ascii="Courier New" w:hAnsi="Courier New" w:cs="Courier New"/>
+          <w:sz w:val="18"/>
+          <w:szCs w:val="18"/>
+        </w:rPr>
+        <w:lastRenderedPageBreak/>
+        <w:t>(stage my-problem)</w:t>
+      </w:r>
+    </w:p>
+    <w:p>
+      <w:pPr>
+        <w:pStyle w:val="Standard"/>
+        <w:keepNext/>
+        <w:spacing w:after="0" w:line="240" w:lineRule="auto"/>
+        <w:rPr>
+          <w:rFonts w:ascii="Courier New" w:hAnsi="Courier New" w:cs="Courier New"/>
+          <w:sz w:val="18"/>
+          <w:szCs w:val="18"/>
+        </w:rPr>
+      </w:pPr>
+      <w:r>
+        <w:rPr>
+          <w:rFonts w:ascii="Courier New" w:hAnsi="Courier New" w:cs="Courier New"/>
+          <w:sz w:val="18"/>
+          <w:szCs w:val="18"/>
+        </w:rPr>
+        <w:t>(ww-set *threads* 16)</w:t>
+      </w:r>
+    </w:p>
+    <w:p>
+      <w:pPr>
+        <w:pStyle w:val="Standard"/>
+        <w:keepNext/>
+        <w:spacing w:after="0" w:line="240" w:lineRule="auto"/>
+        <w:rPr>
+          <w:rFonts w:ascii="Courier New" w:hAnsi="Courier New" w:cs="Courier New"/>
+          <w:sz w:val="18"/>
+          <w:szCs w:val="18"/>
+        </w:rPr>
+      </w:pPr>
+      <w:r>
+        <w:rPr>
+          <w:rFonts w:ascii="Courier New" w:hAnsi="Courier New" w:cs="Courier New"/>
+          <w:sz w:val="18"/>
+          <w:szCs w:val="18"/>
+        </w:rPr>
+        <w:t>(defparameter *checkpoint* (capture-search-checkpoint))</w:t>
+      </w:r>
+    </w:p>
+    <w:p>
+      <w:pPr>
+        <w:pStyle w:val="Standard"/>
+        <w:keepNext/>
+        <w:spacing w:after="0" w:line="240" w:lineRule="auto"/>
+        <w:rPr>
+          <w:rFonts w:ascii="Courier New" w:hAnsi="Courier New" w:cs="Courier New"/>
+          <w:sz w:val="18"/>
+          <w:szCs w:val="18"/>
+        </w:rPr>
+      </w:pPr>
+      <w:r>
+        <w:rPr>
+          <w:rFonts w:ascii="Courier New" w:hAnsi="Courier New" w:cs="Courier New"/>
+          <w:sz w:val="18"/>
+          <w:szCs w:val="18"/>
+        </w:rPr>
+        <w:t>(ww-set *depth-cutoff* 8)</w:t>
+      </w:r>
+    </w:p>
+    <w:p>
+      <w:pPr>
+        <w:pStyle w:val="Standard"/>
+        <w:keepNext/>
+        <w:spacing w:after="0" w:line="240" w:lineRule="auto"/>
+        <w:rPr>
+          <w:rFonts w:ascii="Courier New" w:hAnsi="Courier New" w:cs="Courier New"/>
+          <w:sz w:val="18"/>
+          <w:szCs w:val="18"/>
+        </w:rPr>
+      </w:pPr>
+      <w:r>
+        <w:rPr>
+          <w:rFonts w:ascii="Courier New" w:hAnsi="Courier New" w:cs="Courier New"/>
+          <w:sz w:val="18"/>
+          <w:szCs w:val="18"/>
+        </w:rPr>
+        <w:t>(setf *checkpoint* (solve-subgoal *checkpoint*</w:t>
+      </w:r>
+    </w:p>
+    <w:p>
+      <w:pPr>
+        <w:pStyle w:val="Standard"/>
+        <w:keepNext/>
+        <w:spacing w:after="0" w:line="240" w:lineRule="auto"/>
+        <w:rPr>
+          <w:rFonts w:ascii="Courier New" w:hAnsi="Courier New" w:cs="Courier New"/>
+          <w:sz w:val="18"/>
+          <w:szCs w:val="18"/>
+        </w:rPr>
+      </w:pPr>
+      <w:r>
+        <w:rPr>
+          <w:rFonts w:ascii="Courier New" w:hAnsi="Courier New" w:cs="Courier New"/>
+          <w:sz w:val="18"/>
+          <w:szCs w:val="18"/>
+        </w:rPr>
+        <w:t xml:space="preserve">                                 </w:t>
+      </w:r>
+      <w:r>
+        <w:rPr>
+          <w:rFonts w:ascii="Courier New" w:hAnsi="Courier New" w:cs="Courier New"/>
+          <w:sz w:val="18"/>
+          <w:szCs w:val="18"/>
+        </w:rPr>
+        <w:t xml:space="preserve"> </w:t>
+      </w:r>
+      <w:r>
+        <w:rPr>
+          <w:rFonts w:ascii="Courier New" w:hAnsi="Courier New" w:cs="Courier New"/>
+          <w:sz w:val="18"/>
+          <w:szCs w:val="18"/>
+        </w:rPr>
+        <w:t>&lt;</w:t>
+      </w:r>
+      <w:r>
+        <w:rPr>
+          <w:rFonts w:ascii="Courier New" w:hAnsi="Courier New" w:cs="Courier New"/>
+          <w:sz w:val="18"/>
+          <w:szCs w:val="18"/>
+        </w:rPr>
+        <w:t>subgoal</w:t>
+      </w:r>
+      <w:r>
+        <w:rPr>
+          <w:rFonts w:ascii="Courier New" w:hAnsi="Courier New" w:cs="Courier New"/>
+          <w:sz w:val="18"/>
+          <w:szCs w:val="18"/>
+        </w:rPr>
+        <w:t>-form&gt;</w:t>
+      </w:r>
+      <w:r>
+        <w:rPr>
+          <w:rFonts w:ascii="Courier New" w:hAnsi="Courier New" w:cs="Courier New"/>
+          <w:sz w:val="18"/>
+          <w:szCs w:val="18"/>
+        </w:rPr>
+        <w:t>))</w:t>
+      </w:r>
+    </w:p>
+    <w:p>
+      <w:pPr>
+        <w:pStyle w:val="Standard"/>
+        <w:keepNext/>
+        <w:spacing w:after="0" w:line="240" w:lineRule="auto"/>
+        <w:rPr>
+          <w:rFonts w:ascii="Courier New" w:hAnsi="Courier New" w:cs="Courier New"/>
+          <w:sz w:val="18"/>
+          <w:szCs w:val="18"/>
+        </w:rPr>
+      </w:pPr>
+      <w:r>
+        <w:rPr>
+          <w:rFonts w:ascii="Courier New" w:hAnsi="Courier New" w:cs="Courier New"/>
+          <w:sz w:val="18"/>
+          <w:szCs w:val="18"/>
+        </w:rPr>
+        <w:t>(export-search-checkpoint *checkpoint* "my-progress.txt")</w:t>
+      </w:r>
+    </w:p>
+    <w:p>
+      <w:pPr>
+        <w:pStyle w:val="Standard"/>
+        <w:keepNext/>
+        <w:spacing w:after="0" w:line="240" w:lineRule="auto"/>
+      </w:pPr>
+    </w:p>
+    <w:p>
+      <w:pPr>
+        <w:pStyle w:val="Heading2"/>
+      </w:pPr>
+      <w:bookmarkStart w:id="59" w:name="_Toc206658685"/>
+      <w:r>
+        <w:t>Heuristic Search</w:t>
+      </w:r>
+      <w:bookmarkEnd w:id="59"/>
+    </w:p>
+    <w:p>
+      <w:pPr>
+        <w:pStyle w:val="Standard"/>
+        <w:spacing w:after="0" w:line="240" w:lineRule="auto"/>
+        <w:rPr>
           <w:rFonts w:cs="Calibri"/>
           <w:sz w:val="24"/>
         </w:rPr>
@@ -15365,15 +15661,7 @@
           <w:rFonts w:cs="Calibri"/>
           <w:sz w:val="24"/>
         </w:rPr>
-        <w:t xml:space="preserve">A heuristic function is a user-defined function that can focus the search for a solution.  Adding a heuristic function to Wouldwork may be useful, if the baseline unfocused depth-first search fails to find a solution within a reasonable amount of time.  The heuristic function essentially tells Wouldwork to explore the next possible problem states in a best-first, rather than arbitrary, order.  Given a current state and the set of all possible states reachable from the current </w:t>
-      </w:r>
-      <w:r>
-        <w:rPr>
-          <w:rFonts w:cs="Calibri"/>
-          <w:sz w:val="24"/>
-        </w:rPr>
-        <w:lastRenderedPageBreak/>
-        <w:t>state, the lower-valued next-states will be explored before the higher-valued ones.  An effective heuristic function may lead the search to the first solution quickly, although it may not be an optimal solution.  But sometimes even a relatively poor heuristic may be enough to make an intractable problem solvable.  Note that Wouldwork’s heuristic strategy results in a so-called “beam” search, and not an optimal A* search.</w:t>
+        <w:t>A heuristic function is a user-defined function that can focus the search for a solution.  Adding a heuristic function to Wouldwork may be useful, if the baseline unfocused depth-first search fails to find a solution within a reasonable amount of time.  The heuristic function essentially tells Wouldwork to explore the next possible problem states in a best-first, rather than arbitrary, order.  Given a current state and the set of all possible states reachable from the current state, the lower-valued next-states will be explored before the higher-valued ones.  An effective heuristic function may lead the search to the first solution quickly, although it may not be an optimal solution.  But sometimes even a relatively poor heuristic may be enough to make an intractable problem solvable.  Note that Wouldwork’s heuristic strategy results in a so-called “beam” search, and not an optimal A* search.</w:t>
       </w:r>
     </w:p>
     <w:p>
@@ -15473,6 +15761,7 @@
           <w:sz w:val="18"/>
           <w:szCs w:val="28"/>
         </w:rPr>
+        <w:lastRenderedPageBreak/>
         <w:t xml:space="preserve">  . . .                          ;compute heuristic $value</w:t>
       </w:r>
     </w:p>
@@ -15635,57 +15924,57 @@
           <w:rFonts w:cs="Calibri"/>
           <w:sz w:val="24"/>
         </w:rPr>
-        <w:t xml:space="preserve">.  Whether a gate is open, for instance, may depend on </w:t>
-      </w:r>
-      <w:r>
+        <w:t>.  Whether a gate is open, for instance, may depend on whether a receiver is powered, which depends on whether a beam reaches it, which depends on where the connectors happen to be sitting.  Settling that question means running the whole chain of consequences (propagate-changes!) on every state the search looks at, and on a problem with a long chain, that one cost can dominate everything else.</w:t>
+      </w:r>
+    </w:p>
+    <w:p>
+      <w:pPr>
+        <w:widowControl/>
         <w:rPr>
           <w:rFonts w:cs="Calibri"/>
           <w:sz w:val="24"/>
         </w:rPr>
-        <w:lastRenderedPageBreak/>
-        <w:t>whether a receiver is powered, which depends on whether a beam reaches it, which depends on where the connectors happen to be sitting.  Settling that question means running the whole chain of consequences (propagate-changes!) on every state the search looks at, and on a problem with a long chain, that one cost can dominate everything else.</w:t>
-      </w:r>
+      </w:pPr>
     </w:p>
     <w:p>
       <w:pPr>
         <w:widowControl/>
+      </w:pPr>
+      <w:r>
         <w:rPr>
           <w:rFonts w:cs="Calibri"/>
           <w:sz w:val="24"/>
         </w:rPr>
-      </w:pPr>
+        <w:t>Relaxation trades accuracy for speed.  Instead of asking the expensive question during the search, ask a cheap approximate version of it—one that looks only at the facts the actions record directly, such as where objects are and what is paired with what.  Then, once a candidate solution has been found, check the real conditions properly, once, in the goal.</w:t>
+      </w:r>
     </w:p>
     <w:p>
       <w:pPr>
         <w:widowControl/>
-      </w:pPr>
-      <w:r>
         <w:rPr>
           <w:rFonts w:cs="Calibri"/>
           <w:sz w:val="24"/>
         </w:rPr>
-        <w:t>Relaxation trades accuracy for speed.  Instead of asking the expensive question during the search, ask a cheap approximate version of it—one that looks only at the facts the actions record directly, such as where objects are and what is paired with what.  Then, once a candidate solution has been found, check the real conditions properly, once, in the goal.</w:t>
-      </w:r>
+      </w:pPr>
     </w:p>
     <w:p>
       <w:pPr>
         <w:widowControl/>
+      </w:pPr>
+      <w:r>
         <w:rPr>
           <w:rFonts w:cs="Calibri"/>
           <w:sz w:val="24"/>
         </w:rPr>
-      </w:pPr>
-    </w:p>
-    <w:p>
-      <w:pPr>
-        <w:widowControl/>
-      </w:pPr>
+        <w:t xml:space="preserve">The approximation must be generous, never strict.  Wherever the true condition would hold, the quick test must hold too.  It is perfectly acceptable—expected, in fact—for the quick test to say yes in cases where the truth is no; those states are filtered out at the goal.  What must never happen is the reverse.  A quick test that says no where the truth is yes will quietly discard potential paths to a solution, and the search may report no solution found on a problem that is entirely </w:t>
+      </w:r>
       <w:r>
         <w:rPr>
           <w:rFonts w:cs="Calibri"/>
           <w:sz w:val="24"/>
         </w:rPr>
-        <w:t>The approximation must be generous, never strict.  Wherever the true condition would hold, the quick test must hold too.  It is perfectly acceptable—expected, in fact—for the quick test to say yes in cases where the truth is no; those states are filtered out at the goal.  What must never happen is the reverse.  A quick test that says no where the truth is yes will quietly discard potential paths to a solution, and the search may report no solution found on a problem that is entirely solvable, with nothing to indicate why.  The safe way to build an approximation is to take the real condition and drop requirements (ie, relax them) from it, never to add any.</w:t>
+        <w:lastRenderedPageBreak/>
+        <w:t>solvable, with nothing to indicate why.  The safe way to build an approximation is to take the real condition and drop requirements (ie, relax them) from it, never to add any.</w:t>
       </w:r>
     </w:p>
     <w:p>
@@ -15727,7 +16016,6 @@
           <w:rFonts w:cs="Calibri"/>
           <w:sz w:val="24"/>
         </w:rPr>
-        <w:lastRenderedPageBreak/>
         <w:t>The goal does the real checking, and its ordering matters:</w:t>
       </w:r>
     </w:p>
@@ -15870,7 +16158,15 @@
           <w:rFonts w:cs="Calibri"/>
           <w:sz w:val="24"/>
         </w:rPr>
-        <w:t>Relaxation is worth trying when working out the derived facts is clearly the bottleneck, when the recorded (base) facts are enough to approximate them, and when the approximation is close enough that most candidates surviving the search also survive the goal check.  It does not help when the difficulty lies in the sheer number of choices available at each step rather than in the cost of evaluating each one.  Note also that a relaxed specification is normally kept as a separate file, since its approximations encode facts about one particular puzzle and do not carry over to another.</w:t>
+        <w:t xml:space="preserve">Relaxation is worth trying when working out the derived facts is clearly the bottleneck, when the recorded (base) facts are enough to approximate them, and when the approximation is close enough that most candidates surviving the search also survive the goal check.  It does not help when the difficulty lies in the sheer number of choices available at each step rather than in the cost of evaluating each one.  </w:t>
+      </w:r>
+      <w:r>
+        <w:rPr>
+          <w:rFonts w:cs="Calibri"/>
+          <w:sz w:val="24"/>
+        </w:rPr>
+        <w:lastRenderedPageBreak/>
+        <w:t>Note also that a relaxed specification is normally kept as a separate file, since its approximations encode facts about one particular puzzle and do not carry over to another.</w:t>
       </w:r>
     </w:p>
     <w:p>
@@ -15941,14 +16237,7 @@
         <w:rPr>
           <w:sz w:val="24"/>
         </w:rPr>
-        <w:t xml:space="preserve"> by including (ww-set *solution-type* min-length) in the problem </w:t>
-      </w:r>
-      <w:r>
-        <w:rPr>
-          <w:sz w:val="24"/>
-        </w:rPr>
-        <w:lastRenderedPageBreak/>
-        <w:t xml:space="preserve">specification file.  To optimize on time, set solution-type </w:t>
+        <w:t xml:space="preserve"> by including (ww-set *solution-type* min-length) in the problem specification file.  To optimize on time, set solution-type </w:t>
       </w:r>
       <w:r>
         <w:rPr>
@@ -16202,7 +16491,6 @@
       </w:pPr>
       <w:bookmarkStart w:id="62" w:name="_Toc206658687"/>
       <w:r>
-        <w:lastRenderedPageBreak/>
         <w:t>Constraint Satisfaction Problems</w:t>
       </w:r>
       <w:bookmarkEnd w:id="62"/>
@@ -16246,7 +16534,15 @@
           <w:sz w:val="24"/>
           <w:szCs w:val="24"/>
         </w:rPr>
-        <w:t xml:space="preserve">Wouldwork was originally designed to solve planning problems, in which an agent typically can perform any number of actions in the current situation.  The various actions available in various situations are encoded in the action rules, all of which are analyzed by Wouldwork in the current situation.  However in a constraint satisfaction problem, it is usually possible to select the next best constraint (ie, action) to consider next, without considering all other constraints, thereby simplifying the search for a solution.  CSP problems are thus distinguished from pure planning problems in Wouldwork according to how the constraints are analyzed.  But all the constraints are still specified in individual action rules.  Setting </w:t>
+        <w:t xml:space="preserve">Wouldwork was originally designed to solve planning problems, in which an agent typically can perform any number of actions in the current situation.  The various actions available in various situations are encoded in the action rules, all of which are analyzed by Wouldwork in the current situation.  However in a constraint satisfaction problem, it is usually possible to select the next best constraint (ie, action) to consider next, without considering all other constraints, thereby simplifying the search for a solution.  CSP problems are thus distinguished from pure planning problems in Wouldwork according to how the constraints are analyzed.  But all the </w:t>
+      </w:r>
+      <w:r>
+        <w:rPr>
+          <w:sz w:val="24"/>
+          <w:szCs w:val="24"/>
+        </w:rPr>
+        <w:lastRenderedPageBreak/>
+        <w:t xml:space="preserve">constraints are still specified in individual action rules.  Setting </w:t>
       </w:r>
       <w:r>
         <w:rPr>
@@ -16301,11 +16597,7 @@
         <w:spacing w:after="0" w:line="240" w:lineRule="auto"/>
       </w:pPr>
       <w:r>
-        <w:t xml:space="preserve">Many planning problems involve multiple objects of the same type that are functionally interchangeable. For example, four identical blocks on a table, or six equivalent connectors to be placed. In such cases, the search may explore </w:t>
-      </w:r>
-      <w:r>
-        <w:lastRenderedPageBreak/>
-        <w:t>many equivalent solution paths that differ only in which specific objects are used, but not in the structure of the solution. Symmetry pruning detects these interchangeable objects and avoids exploring redundant paths, potentially reducing search time significantly. To enable symmetry pruning, include the following in your problem specification file:</w:t>
+        <w:t>Many planning problems involve multiple objects of the same type that are functionally interchangeable. For example, four identical blocks on a table, or six equivalent connectors to be placed. In such cases, the search may explore many equivalent solution paths that differ only in which specific objects are used, but not in the structure of the solution. Symmetry pruning detects these interchangeable objects and avoids exploring redundant paths, potentially reducing search time significantly. To enable symmetry pruning, include the following in your problem specification file:</w:t>
       </w:r>
     </w:p>
     <w:p>
@@ -16406,7 +16698,11 @@
         <w:spacing w:after="0" w:line="240" w:lineRule="auto"/>
       </w:pPr>
       <w:r>
-        <w:t>Wouldwork automatically selects the appropriate pruning strategy based on the search mode. For graph search (*tree-or-graph* = graph), symmetric states are detected as duplicates in the closed list. For tree search, symmetric action instantiations are filtered at generation time.</w:t>
+        <w:t xml:space="preserve">Wouldwork automatically selects the appropriate pruning strategy based on the search mode. For graph search (*tree-or-graph* = graph), symmetric </w:t>
+      </w:r>
+      <w:r>
+        <w:lastRenderedPageBreak/>
+        <w:t>states are detected as duplicates in the closed list. For tree search, symmetric action instantiations are filtered at generation time.</w:t>
       </w:r>
     </w:p>
     <w:p>
@@ -16498,7 +16794,6 @@
         <w:spacing w:after="0" w:line="240" w:lineRule="auto"/>
       </w:pPr>
       <w:r>
-        <w:lastRenderedPageBreak/>
         <w:t>If no symmetry groups are detected, Wouldwork will report this and suggest disabling symmetry pruning for greater efficiency.</w:t>
       </w:r>
     </w:p>
@@ -16556,7 +16851,11 @@
         <w:pStyle w:val="NoSpacing"/>
       </w:pPr>
       <w:r>
-        <w:t xml:space="preserve">Macro actions should be added to the individual actions, not replace them.  Place all macro actions before any of the baseline individual actions, so they will be considered first during the planning process.  Macro actions should be added judiciously, however, since each new action rule adds to the processing overhead for each state.  It is something of an art to select useful macros that will quickly lead to a solution, from the myriad potentially useful macros for a problem.  (After all, it is even possible to envision a direct solution from the start state to the goal in one step, given prescient knowledge of the search space.)  </w:t>
+        <w:t xml:space="preserve">Macro actions should be added to the individual actions, not replace them.  Place all macro actions before any of the baseline individual actions, so they will be considered first during the planning process.  Macro actions should be added judiciously, however, since each new action rule adds to the processing overhead for each state.  It is </w:t>
+      </w:r>
+      <w:r>
+        <w:lastRenderedPageBreak/>
+        <w:t xml:space="preserve">something of an art to select useful macros that will quickly lead to a solution, from the myriad potentially useful macros for a problem.  (After all, it is even possible to envision a direct solution from the start state to the goal in one step, given prescient knowledge of the search space.)  </w:t>
       </w:r>
     </w:p>
     <w:p>
@@ -16623,11 +16922,7 @@
         <w:t>freq</w:t>
       </w:r>
       <w:r>
-        <w:t xml:space="preserve">, is provided for analyzing the possible macros associated with a problem.  If the problem specification file is </w:t>
-      </w:r>
-      <w:r>
-        <w:lastRenderedPageBreak/>
-        <w:t xml:space="preserve">set up to find </w:t>
+        <w:t xml:space="preserve">, is provided for analyzing the possible macros associated with a problem.  If the problem specification file is set up to find </w:t>
       </w:r>
       <w:r>
         <w:rPr>
@@ -16758,7 +17053,15 @@
           <w:rFonts w:cs="Calibri"/>
           <w:sz w:val="24"/>
         </w:rPr>
-        <w:t>But performing a bi-directional search involves extra programming effort.  In addition to developing a specification file for the normal forward search, a second specification is required for performing a backward search.  Much of the two specifications will be the same, but the action rules will be different, since each of the possible forward actions are now reversed.  (However, note that for some problems it may be impossible to reverse the actions.)  The depth-cutoff for each direction may also be different.  That is, the forward and backward searches will each examine a different portion of the total search space, say to depths d</w:t>
+        <w:t xml:space="preserve">But performing a bi-directional search involves extra programming effort.  In addition to developing a specification file for the normal </w:t>
+      </w:r>
+      <w:r>
+        <w:rPr>
+          <w:rFonts w:cs="Calibri"/>
+          <w:sz w:val="24"/>
+        </w:rPr>
+        <w:lastRenderedPageBreak/>
+        <w:t>forward search, a second specification is required for performing a backward search.  Much of the two specifications will be the same, but the action rules will be different, since each of the possible forward actions are now reversed.  (However, note that for some problems it may be impossible to reverse the actions.)  The depth-cutoff for each direction may also be different.  That is, the forward and backward searches will each examine a different portion of the total search space, say to depths d</w:t>
       </w:r>
       <w:r>
         <w:rPr>
@@ -16871,15 +17174,7 @@
           <w:rFonts w:cs="Calibri"/>
           <w:sz w:val="24"/>
         </w:rPr>
-        <w:t xml:space="preserve"> to collect all possible states at that </w:t>
-      </w:r>
-      <w:r>
-        <w:rPr>
-          <w:rFonts w:cs="Calibri"/>
-          <w:sz w:val="24"/>
-        </w:rPr>
-        <w:lastRenderedPageBreak/>
-        <w:t>depth reachable from a goal state, 2) running a user-defined function to efficiently encode all of those states, and 3) running a forward search to a depth d</w:t>
+        <w:t xml:space="preserve"> to collect all possible states at that depth reachable from a goal state, 2) running a user-defined function to efficiently encode all of those states, and 3) running a forward search to a depth d</w:t>
       </w:r>
       <w:r>
         <w:rPr>
@@ -17027,6 +17322,7 @@
           <w:rFonts w:cs="Calibri"/>
           <w:sz w:val="24"/>
         </w:rPr>
+        <w:lastRenderedPageBreak/>
         <w:t xml:space="preserve">Next, develop the basic specification file for a backward search, where the action rules reverse the actions in the forward action rules.  Again, test the backward search from a goal state to a start state on the simple versions of the main problem.  The solutions should correspond (in reverse order) to those found in the forward search.  (See </w:t>
       </w:r>
       <w:r>
@@ -17120,15 +17416,7 @@
           <w:rFonts w:cs="Calibri"/>
           <w:sz w:val="24"/>
         </w:rPr>
-        <w:t xml:space="preserve">, before running </w:t>
-      </w:r>
-      <w:r>
-        <w:rPr>
-          <w:rFonts w:cs="Calibri"/>
-          <w:sz w:val="24"/>
-        </w:rPr>
-        <w:lastRenderedPageBreak/>
-        <w:t xml:space="preserve">out of memory.  Run the backward search with this maximum depth-cutoff to collect all states at that depth (recorded in </w:t>
+        <w:t xml:space="preserve">, before running out of memory.  Run the backward search with this maximum depth-cutoff to collect all states at that depth (recorded in </w:t>
       </w:r>
       <w:r>
         <w:rPr>
@@ -17243,6 +17531,7 @@
           <w:rFonts w:cs="Calibri"/>
           <w:sz w:val="24"/>
         </w:rPr>
+        <w:lastRenderedPageBreak/>
         <w:t>Setup the forward search specification for the main problem.  Set the *depth-cutoff*, d</w:t>
       </w:r>
       <w:r>
@@ -17380,64 +17669,60 @@
           <w:rFonts w:cs="Calibri"/>
           <w:sz w:val="24"/>
         </w:rPr>
-        <w:t xml:space="preserve">The forward search may benefit from a heuristic or other optimizing strategy to better guide the search toward a </w:t>
-      </w:r>
-      <w:r>
-        <w:rPr>
-          <w:rFonts w:cs="Calibri"/>
-          <w:sz w:val="24"/>
-        </w:rPr>
+        <w:t>The forward search may benefit from a heuristic or other optimizing strategy to better guide the search toward a solution--but not in the backward search, since every state at the given depth must be visited.</w:t>
+      </w:r>
+    </w:p>
+    <w:p>
+      <w:pPr>
+        <w:pStyle w:val="NoSpacing"/>
+      </w:pPr>
+    </w:p>
+    <w:p>
+      <w:pPr>
+        <w:pStyle w:val="NoSpacing"/>
+      </w:pPr>
+    </w:p>
+    <w:p>
+      <w:pPr>
+        <w:pStyle w:val="NoSpacing"/>
+      </w:pPr>
+    </w:p>
+    <w:p>
+      <w:pPr>
+        <w:pStyle w:val="Heading2"/>
+      </w:pPr>
+      <w:r>
+        <w:t>Meet-In-The-Middle Search</w:t>
+      </w:r>
+    </w:p>
+    <w:p>
+      <w:pPr>
+        <w:pStyle w:val="NoSpacing"/>
+      </w:pPr>
+    </w:p>
+    <w:p>
+      <w:pPr>
+        <w:pStyle w:val="NoSpacing"/>
+      </w:pPr>
+      <w:r>
+        <w:t xml:space="preserve">Some planning problems resist direct solution.  A forward search from the start state may face a combinatorial explosion where no heuristic or intermediate subgoal is powerful enough to guide the solver toward the goal within a reasonable depth cutoff.  When standard techniques fail, a meet-in-the-middle search strategy offers an alternative Wouldwork problem-solving capability.  But the user has to supplement the usual problem specification with an additional section that tells Wouldwork's enumerator how to generate candidate states backward from the goal.  </w:t>
+      </w:r>
+    </w:p>
+    <w:p>
+      <w:pPr>
+        <w:pStyle w:val="NoSpacing"/>
+      </w:pPr>
+    </w:p>
+    <w:p>
+      <w:pPr>
+        <w:pStyle w:val="NoSpacing"/>
+      </w:pPr>
+      <w:r>
+        <w:t xml:space="preserve">Instead of searching forward from start to goal, the enumerator works backward from the goal to a set of intermediate states. It initially enumerates all states that could satisfy the goal condition, then it expands those states backward through layers of predecessor states, </w:t>
+      </w:r>
+      <w:r>
         <w:lastRenderedPageBreak/>
-        <w:t>solution--but not in the backward search, since every state at the given depth must be visited.</w:t>
-      </w:r>
-    </w:p>
-    <w:p>
-      <w:pPr>
-        <w:pStyle w:val="NoSpacing"/>
-      </w:pPr>
-    </w:p>
-    <w:p>
-      <w:pPr>
-        <w:pStyle w:val="NoSpacing"/>
-      </w:pPr>
-    </w:p>
-    <w:p>
-      <w:pPr>
-        <w:pStyle w:val="NoSpacing"/>
-      </w:pPr>
-    </w:p>
-    <w:p>
-      <w:pPr>
-        <w:pStyle w:val="Heading2"/>
-      </w:pPr>
-      <w:r>
-        <w:t>Meet-In-The-Middle Search</w:t>
-      </w:r>
-    </w:p>
-    <w:p>
-      <w:pPr>
-        <w:pStyle w:val="NoSpacing"/>
-      </w:pPr>
-    </w:p>
-    <w:p>
-      <w:pPr>
-        <w:pStyle w:val="NoSpacing"/>
-      </w:pPr>
-      <w:r>
-        <w:t xml:space="preserve">Some planning problems resist direct solution.  A forward search from the start state may face a combinatorial explosion where no heuristic or intermediate subgoal is powerful enough to guide the solver toward the goal within a reasonable depth cutoff.  When standard techniques fail, a meet-in-the-middle search strategy offers an alternative Wouldwork problem-solving capability.  But the user has to supplement the usual problem specification with an additional section that tells Wouldwork's enumerator how to generate candidate states backward from the goal.  </w:t>
-      </w:r>
-    </w:p>
-    <w:p>
-      <w:pPr>
-        <w:pStyle w:val="NoSpacing"/>
-      </w:pPr>
-    </w:p>
-    <w:p>
-      <w:pPr>
-        <w:pStyle w:val="NoSpacing"/>
-      </w:pPr>
-      <w:r>
-        <w:t>Instead of searching forward from start to goal, the enumerator works backward from the goal to a set of intermediate states. It initially enumerates all states that could satisfy the goal condition, then it expands those states backward through layers of predecessor states, building a comprehensive set of intermediate states, potentially reachable from the start state.  The forward solver then only needs to reach any state in this reachable set, a typically much shallower search.  The full solution then consists of stitching together the forward + backward paths to the goal.</w:t>
+        <w:t>building a comprehensive set of intermediate states, potentially reachable from the start state.  The forward solver then only needs to reach any state in this reachable set, a typically much shallower search.  The full solution then consists of stitching together the forward + backward paths to the goal.</w:t>
       </w:r>
     </w:p>
     <w:p>
@@ -17476,115 +17761,111 @@
         <w:pStyle w:val="NoSpacing"/>
       </w:pPr>
       <w:r>
+        <w:t>Much of the user's input to the enumerator involves telling the enumerator how to prune the exponentially explosive backward generation of states.  Dynamic relations (specified with define-dynamic-relations) normally consist of two types: base relations and derived relations.  A base relation is a dynamic relation whose argument values determine a complete problem state. For example, a typical base relation is the location of objects like (on object plate), where being on a (pressure) plate opens a gate. But (open gate), indicating that a gate is open, is a derived relation, since it can be derived from the status of an on relation.  If an object is on a plate, then it will open a gate.  If the enumerator knows all of the base relations, it can infer all the derived relations. Therefore, specifying only the base relations for a partial state is sufficient for deriving the complete state—eg, (on object1 plate1) means (open gate1) should also be part of the state and will be automatically added.</w:t>
+      </w:r>
+    </w:p>
+    <w:p>
+      <w:pPr>
+        <w:pStyle w:val="NoSpacing"/>
+      </w:pPr>
+    </w:p>
+    <w:p>
+      <w:pPr>
+        <w:pStyle w:val="NoSpacing"/>
+      </w:pPr>
+      <w:r>
+        <w:t>Method</w:t>
+      </w:r>
+    </w:p>
+    <w:p>
+      <w:pPr>
+        <w:pStyle w:val="NoSpacing"/>
+      </w:pPr>
+    </w:p>
+    <w:p>
+      <w:pPr>
+        <w:pStyle w:val="NoSpacing"/>
+      </w:pPr>
+      <w:r>
+        <w:t>The enumerator uses a CSP (constraint satisfaction problem) technique to systematically generate candidate base states.  It requires the user declare all of the base relations of the problem, including any known base relation constraints that can prune the CSP search.</w:t>
+      </w:r>
+    </w:p>
+    <w:p>
+      <w:pPr>
+        <w:pStyle w:val="NoSpacing"/>
+      </w:pPr>
+    </w:p>
+    <w:p>
+      <w:pPr>
+        <w:pStyle w:val="NoSpacing"/>
+      </w:pPr>
+      <w:r>
+        <w:t>The enumerator first converts these base-relation declarations into a sequence of CSP actions. It then uses the Wouldwork solver with *problem-type* = CSP to search through all possible argument assignments of the base relations to create base states, pruning heavily as it goes.  Finally, it adds all derived relations to each base state and tests against the goal condition, throwing out any that do not satisfy the goal.</w:t>
+      </w:r>
+    </w:p>
+    <w:p>
+      <w:pPr>
+        <w:pStyle w:val="NoSpacing"/>
+      </w:pPr>
+    </w:p>
+    <w:p>
+      <w:pPr>
+        <w:pStyle w:val="NoSpacing"/>
+      </w:pPr>
+      <w:r>
+        <w:t>Once the candidate goal states are available, the backward enumeration to candidate predecessor states can begin.  Each backward predecessor level makes use of the same CSP process to develop all of the candidate predecessor states that can satisfy the goal.  The user controls how many layers deep the backward search goes.</w:t>
+      </w:r>
+    </w:p>
+    <w:p>
+      <w:pPr>
+        <w:pStyle w:val="NoSpacing"/>
+      </w:pPr>
+    </w:p>
+    <w:p>
+      <w:pPr>
+        <w:pStyle w:val="NoSpacing"/>
+      </w:pPr>
+      <w:r>
+        <w:t>Specification</w:t>
+      </w:r>
+    </w:p>
+    <w:p>
+      <w:pPr>
+        <w:pStyle w:val="NoSpacing"/>
+      </w:pPr>
+    </w:p>
+    <w:p>
+      <w:pPr>
+        <w:pStyle w:val="NoSpacing"/>
+      </w:pPr>
+      <w:r>
+        <w:t>To use the enumerator, the user must include certain declarations in the problem spec.  These declarations are placed in the problem file, typically at the end, after the standard define-action, define-query,  define-update, and define-goal forms.  Three declaration forms are available:  define-base-relation (required), define-goal-filter (optional), and the state-feasible? query (optional).  Define-base-relation tells the enumerator how to generate and prune potential base relations; define-goal-filter offers extra pruning of goal states; and state-feasible? should prune any enumerated state that is not reachable from the start state.</w:t>
+      </w:r>
+    </w:p>
+    <w:p>
+      <w:pPr>
+        <w:pStyle w:val="NoSpacing"/>
+      </w:pPr>
+    </w:p>
+    <w:p>
+      <w:pPr>
+        <w:pStyle w:val="NoSpacing"/>
+      </w:pPr>
+      <w:r>
+        <w:t>In addition, the problem spec actions must be organized properly to use the enumerator.  Actions typically (but not necessarily) will assert only base relations, and then call propagate-changes! (a standard update function) that will add all derived relations to the current state.  The enumerator processes base relations in the order they are declared, so relations that constrain others should be declared first for efficiency.</w:t>
+      </w:r>
+    </w:p>
+    <w:p>
+      <w:pPr>
+        <w:pStyle w:val="NoSpacing"/>
+      </w:pPr>
+    </w:p>
+    <w:p>
+      <w:pPr>
+        <w:pStyle w:val="NoSpacing"/>
+      </w:pPr>
+      <w:r>
         <w:lastRenderedPageBreak/>
-        <w:t>Much of the user's input to the enumerator involves telling the enumerator how to prune the exponentially explosive backward generation of states.  Dynamic relations (specified with define-dynamic-relations) normally consist of two types: base relations and derived relations.  A base relation is a dynamic relation whose argument values determine a complete problem state. For example, a typical base relation is the location of objects like (on object plate), where being on a (pressure) plate opens a gate. But (open gate), indicating that a gate is open, is a derived relation, since it can be derived from the status of an on relation.  If an object is on a plate, then it will open a gate.  If the enumerator knows all of the base relations, it can infer all the derived relations. Therefore, specifying only the base relations for a partial state is sufficient for deriving the complete state—eg, (on object1 plate1) means (open gate1) should also be part of the state and will be automatically added.</w:t>
-      </w:r>
-    </w:p>
-    <w:p>
-      <w:pPr>
-        <w:pStyle w:val="NoSpacing"/>
-      </w:pPr>
-    </w:p>
-    <w:p>
-      <w:pPr>
-        <w:pStyle w:val="NoSpacing"/>
-      </w:pPr>
-      <w:r>
-        <w:t>Method</w:t>
-      </w:r>
-    </w:p>
-    <w:p>
-      <w:pPr>
-        <w:pStyle w:val="NoSpacing"/>
-      </w:pPr>
-    </w:p>
-    <w:p>
-      <w:pPr>
-        <w:pStyle w:val="NoSpacing"/>
-      </w:pPr>
-      <w:r>
-        <w:t>The enumerator uses a CSP (constraint satisfaction problem) technique to systematically generate candidate base states.  It requires the user declare all of the base relations of the problem, including any known base relation constraints that can prune the CSP search.</w:t>
-      </w:r>
-    </w:p>
-    <w:p>
-      <w:pPr>
-        <w:pStyle w:val="NoSpacing"/>
-      </w:pPr>
-    </w:p>
-    <w:p>
-      <w:pPr>
-        <w:pStyle w:val="NoSpacing"/>
-      </w:pPr>
-      <w:r>
-        <w:t>The enumerator first converts these base-relation declarations into a sequence of CSP actions. It then uses the Wouldwork solver with *problem-type* = CSP to search through all possible argument assignments of the base relations to create base states, pruning heavily as it goes.  Finally, it adds all derived relations to each base state and tests against the goal condition, throwing out any that do not satisfy the goal.</w:t>
-      </w:r>
-    </w:p>
-    <w:p>
-      <w:pPr>
-        <w:pStyle w:val="NoSpacing"/>
-      </w:pPr>
-    </w:p>
-    <w:p>
-      <w:pPr>
-        <w:pStyle w:val="NoSpacing"/>
-      </w:pPr>
-      <w:r>
-        <w:t xml:space="preserve">Once the candidate goal states are available, the backward enumeration to candidate predecessor states can begin.  Each backward predecessor level makes use of the same CSP process to develop all of the candidate predecessor states that can satisfy the </w:t>
-      </w:r>
-      <w:r>
-        <w:lastRenderedPageBreak/>
-        <w:t>goal.  The user controls how many layers deep the backward search goes.</w:t>
-      </w:r>
-    </w:p>
-    <w:p>
-      <w:pPr>
-        <w:pStyle w:val="NoSpacing"/>
-      </w:pPr>
-    </w:p>
-    <w:p>
-      <w:pPr>
-        <w:pStyle w:val="NoSpacing"/>
-      </w:pPr>
-      <w:r>
-        <w:t>Specification</w:t>
-      </w:r>
-    </w:p>
-    <w:p>
-      <w:pPr>
-        <w:pStyle w:val="NoSpacing"/>
-      </w:pPr>
-    </w:p>
-    <w:p>
-      <w:pPr>
-        <w:pStyle w:val="NoSpacing"/>
-      </w:pPr>
-      <w:r>
-        <w:t>To use the enumerator, the user must include certain declarations in the problem spec.  These declarations are placed in the problem file, typically at the end, after the standard define-action, define-query,  define-update, and define-goal forms.  Three declaration forms are available:  define-base-relation (required), define-goal-filter (optional), and the state-feasible? query (optional).  Define-base-relation tells the enumerator how to generate and prune potential base relations; define-goal-filter offers extra pruning of goal states; and state-feasible? should prune any enumerated state that is not reachable from the start state.</w:t>
-      </w:r>
-    </w:p>
-    <w:p>
-      <w:pPr>
-        <w:pStyle w:val="NoSpacing"/>
-      </w:pPr>
-    </w:p>
-    <w:p>
-      <w:pPr>
-        <w:pStyle w:val="NoSpacing"/>
-      </w:pPr>
-      <w:r>
-        <w:t>In addition, the problem spec actions must be organized properly to use the enumerator.  Actions typically (but not necessarily) will assert only base relations, and then call propagate-changes! (a standard update function) that will add all derived relations to the current state.  The enumerator processes base relations in the order they are declared, so relations that constrain others should be declared first for efficiency.</w:t>
-      </w:r>
-    </w:p>
-    <w:p>
-      <w:pPr>
-        <w:pStyle w:val="NoSpacing"/>
-      </w:pPr>
-    </w:p>
-    <w:p>
-      <w:pPr>
-        <w:pStyle w:val="NoSpacing"/>
-      </w:pPr>
-      <w:r>
         <w:t>Workflow</w:t>
       </w:r>
     </w:p>
@@ -17664,7 +17945,6 @@
         <w:ind w:left="720"/>
       </w:pPr>
       <w:r>
-        <w:lastRenderedPageBreak/>
         <w:t>-after backward enumeration for a layer completes, answer yes to continue, or no to stop generating backward layers</w:t>
       </w:r>
     </w:p>
@@ -17778,6 +18058,7 @@
         </w:numPr>
       </w:pPr>
       <w:r>
+        <w:lastRenderedPageBreak/>
         <w:t>Remove from OPEN that node whose f value is smallest and put it on a list called CLOSED. Call this node n. Resolve ties for minimal f values arbitrarily, but always in favor of any goal node. </w:t>
       </w:r>
     </w:p>
@@ -17844,7 +18125,6 @@
         </w:numPr>
       </w:pPr>
       <w:r>
-        <w:lastRenderedPageBreak/>
         <w:t>Associate with those successors that were already on OPEN or CLOSED, the smaller of the f values just computed and their previous f values. Put on OPEN those successors on CLOSED whose f values were thus lowered and redirect to n, the pointers from all nodes whose f values were lowered. </w:t>
       </w:r>
     </w:p>

--- a/Wouldwork User Manual(26.8).docx
+++ b/Wouldwork User Manual(26.8).docx
@@ -19109,7 +19109,7 @@
             <v:path o:extrusionok="f" gradientshapeok="t" o:connecttype="rect"/>
             <o:lock v:ext="edit" aspectratio="t"/>
           </v:shapetype>
-          <v:shape id="Object1" o:spid="_x0000_i1025" type="#_x0000_t75" style="width:237.15pt;height:226.35pt;visibility:visible;mso-wrap-style:square">
+          <v:shape id="Object1" o:spid="_x0000_i1049" type="#_x0000_t75" style="width:237.15pt;height:226.35pt;visibility:visible;mso-wrap-style:square">
             <v:imagedata r:id="rId14" o:title=""/>
           </v:shape>
         </w:pict>
@@ -21673,7 +21673,7 @@
       </w:pPr>
       <w:r>
         <w:pict w14:anchorId="28E486FE">
-          <v:shape id="Object2" o:spid="_x0000_i1026" type="#_x0000_t75" style="width:334.9pt;height:188.7pt;visibility:visible;mso-wrap-style:square">
+          <v:shape id="Object2" o:spid="_x0000_i1050" type="#_x0000_t75" style="width:334.9pt;height:188.7pt;visibility:visible;mso-wrap-style:square">
             <v:imagedata r:id="rId15" o:title=""/>
           </v:shape>
         </w:pict>
@@ -27036,7 +27036,7 @@
       </w:pPr>
       <w:r>
         <w:pict w14:anchorId="610D604C">
-          <v:shape id="Object3" o:spid="_x0000_i1027" type="#_x0000_t75" style="width:297.65pt;height:185.9pt;visibility:visible;mso-wrap-style:square">
+          <v:shape id="Object3" o:spid="_x0000_i1051" type="#_x0000_t75" style="width:297.65pt;height:185.9pt;visibility:visible;mso-wrap-style:square">
             <v:imagedata r:id="rId20" o:title=""/>
           </v:shape>
         </w:pict>
@@ -43015,7 +43015,6 @@
   <w:style w:type="character" w:default="1" w:styleId="DefaultParagraphFont">
     <w:name w:val="Default Paragraph Font"/>
     <w:uiPriority w:val="1"/>
-    <w:semiHidden/>
     <w:unhideWhenUsed/>
   </w:style>
   <w:style w:type="table" w:default="1" w:styleId="TableNormal">

--- a/Wouldwork User Manual(26.8).docx
+++ b/Wouldwork User Manual(26.8).docx
@@ -6970,68 +6970,65 @@
         <w:t>scope</w:t>
       </w:r>
       <w:r>
-        <w:t xml:space="preserve"> in which its variables can appear in an action precondition, effect, or quantified formula.  Fluent variables ($) will never appear in a precondition or quantified formula parameter list, since their values are not generated.  Their binding is always established through the use of the </w:t>
+        <w:t xml:space="preserve"> in which its variables can appear in an action precondition, effect, or quantified formula.  </w:t>
+      </w:r>
+      <w:r>
+        <w:t>Fluent variables ($) never appear as generated variables in a parameter list, since their values are not generated. Their binding is established through bind, setq or setf. However, fluent variables can appear in action effect parameter lists to control how solution steps are printed, as mentioned above, and a fluent variable holding a list can supply the values for a quantified statement’s variable.</w:t>
+      </w:r>
+      <w:r>
+        <w:t xml:space="preserve">  </w:t>
+      </w:r>
+    </w:p>
+    <w:p>
+      <w:pPr>
+        <w:pStyle w:val="NoSpacing"/>
+      </w:pPr>
+    </w:p>
+    <w:p>
+      <w:pPr>
+        <w:pStyle w:val="NoSpacing"/>
+      </w:pPr>
+      <w:r>
+        <w:t>In the case of overlapping types, as in a blocks world parameter list like (?block block ?support support), some supports are blocks (all supports except the table T) and all blocks are supports.  For this situation, the default is to generate only relevant combinations of a block and a support—eg, (A B) or (A T), but not (T A) or (T T) or (A A)—for checking in an action rule.  For example, in the default case, there is no need to include a statement like (different ?block ?support) in the body of a rule.</w:t>
+      </w:r>
+    </w:p>
+    <w:p>
+      <w:pPr>
+        <w:pStyle w:val="NoSpacing"/>
+      </w:pPr>
+    </w:p>
+    <w:p>
+      <w:pPr>
+        <w:pStyle w:val="NoSpacing"/>
+      </w:pPr>
+      <w:r>
+        <w:t>Whenever the precondition of an action is satisfied for a particular instantiation of its variables, those instantiations are then available for use in the action’s effect.  In the jugs example, all of the precondition variable instantiations for ?jug, $amt, and $cap are automatically passed to the effect, and therefore do not need to appear in the effect parameter list, unless needed to appropriately print out solution steps.</w:t>
+      </w:r>
+    </w:p>
+    <w:p>
+      <w:pPr>
+        <w:pStyle w:val="NoSpacing"/>
+      </w:pPr>
+    </w:p>
+    <w:p>
+      <w:pPr>
+        <w:pStyle w:val="NoSpacing"/>
+      </w:pPr>
+      <w:r>
+        <w:t xml:space="preserve">Wouldwork has several available strategies for generating variables, depending on the requirements of the problem.  The default strategy, previously summarized in Part 1: </w:t>
       </w:r>
       <w:r>
         <w:rPr>
           <w:i/>
         </w:rPr>
-        <w:t>bind</w:t>
-      </w:r>
-      <w:r>
-        <w:t xml:space="preserve"> operator.  However, fluent variables can appear in action effect parameter lists to control how solution steps are printed, as mentioned above.  </w:t>
-      </w:r>
-    </w:p>
-    <w:p>
-      <w:pPr>
-        <w:pStyle w:val="NoSpacing"/>
-      </w:pPr>
-    </w:p>
-    <w:p>
-      <w:pPr>
-        <w:pStyle w:val="NoSpacing"/>
-      </w:pPr>
-      <w:r>
-        <w:t>In the case of overlapping types, as in a blocks world parameter list like (?block block ?support support), some supports are blocks (all supports except the table T) and all blocks are supports.  For this situation, the default is to generate only relevant combinations of a block and a support—eg, (A B) or (A T), but not (T A) or (T T) or (A A)—for checking in an action rule.  For example, in the default case, there is no need to include a statement like (different ?block ?support) in the body of a rule.</w:t>
-      </w:r>
-    </w:p>
-    <w:p>
-      <w:pPr>
-        <w:pStyle w:val="NoSpacing"/>
-      </w:pPr>
-    </w:p>
-    <w:p>
-      <w:pPr>
-        <w:pStyle w:val="NoSpacing"/>
-      </w:pPr>
-      <w:r>
-        <w:t>Whenever the precondition of an action is satisfied for a particular instantiation of its variables, those instantiations are then available for use in the action’s effect.  In the jugs example, all of the precondition variable instantiations for ?jug, $amt, and $cap are automatically passed to the effect, and therefore do not need to appear in the effect parameter list, unless needed to appropriately print out solution steps.</w:t>
-      </w:r>
-    </w:p>
-    <w:p>
-      <w:pPr>
-        <w:pStyle w:val="NoSpacing"/>
-      </w:pPr>
-    </w:p>
-    <w:p>
-      <w:pPr>
-        <w:pStyle w:val="NoSpacing"/>
-      </w:pPr>
-      <w:r>
-        <w:t xml:space="preserve">Wouldwork has several available strategies for generating variables, depending on the requirements of the problem.  The default strategy, previously summarized in Part 1: </w:t>
-      </w:r>
-      <w:r>
-        <w:rPr>
-          <w:i/>
-        </w:rPr>
         <w:t>Specifying Possible Actions</w:t>
       </w:r>
       <w:r>
-        <w:t>, effectively generates a list of all possible instantiations of each variable, but culls the list to include only unique instantiations.  That is, no two variables will be instantiated with the same value.  This comports with the common intuition that we give different names (in this case variable names) to different objects (as values).  For example if the parameter list is (?block block (?block-support ?support) support), there are three generating variables—?block, ?block-</w:t>
+        <w:t xml:space="preserve">, effectively generates a list of all possible instantiations of each variable, but culls the list to include only unique instantiations.  That is, no two variables will be instantiated with the same value.  This comports with the common intuition that we give different names (in this case variable names) to different objects (as values).  For example if the parameter list is (?block block (?block-support ?support) </w:t>
       </w:r>
       <w:r>
         <w:lastRenderedPageBreak/>
-        <w:t>support, and ?support—each of which can be instantiated with any of the instances from their respective types—block (A B C), block-support (A B C T), and support (A B C T).  Therefore by default, instantiations for the three variables are generated from the full cross-product of (block X block-support X support)minus any duplication of values = ((A B C) (A B T) (A C B) (A C T) (A T B) (A T C) (B A C) (B A T) (B C A) (B C T) (B T A) (B T C) (C A B) (C A T) (C B A) (C B T) (C T A) (C T B)).  The action rule or quantified formula is then checked for each such instantiation of the three (?) variables.</w:t>
+        <w:t>support), there are three generating variables—?block, ?block-support, and ?support—each of which can be instantiated with any of the instances from their respective types—block (A B C), block-support (A B C T), and support (A B C T).  Therefore by default, instantiations for the three variables are generated from the full cross-product of (block X block-support X support)minus any duplication of values = ((A B C) (A B T) (A C B) (A C T) (A T B) (A T C) (B A C) (B A T) (B C A) (B C T) (B T A) (B T C) (C A B) (C A T) (C B A) (C B T) (C T A) (C T B)).  The action rule or quantified formula is then checked for each such instantiation of the three (?) variables.</w:t>
       </w:r>
     </w:p>
     <w:p>
@@ -19109,7 +19106,7 @@
             <v:path o:extrusionok="f" gradientshapeok="t" o:connecttype="rect"/>
             <o:lock v:ext="edit" aspectratio="t"/>
           </v:shapetype>
-          <v:shape id="Object1" o:spid="_x0000_i1049" type="#_x0000_t75" style="width:237.15pt;height:226.35pt;visibility:visible;mso-wrap-style:square">
+          <v:shape id="Object1" o:spid="_x0000_i1025" type="#_x0000_t75" style="width:237.15pt;height:226.35pt;visibility:visible;mso-wrap-style:square">
             <v:imagedata r:id="rId14" o:title=""/>
           </v:shape>
         </w:pict>
@@ -21673,7 +21670,7 @@
       </w:pPr>
       <w:r>
         <w:pict w14:anchorId="28E486FE">
-          <v:shape id="Object2" o:spid="_x0000_i1050" type="#_x0000_t75" style="width:334.9pt;height:188.7pt;visibility:visible;mso-wrap-style:square">
+          <v:shape id="Object2" o:spid="_x0000_i1026" type="#_x0000_t75" style="width:334.9pt;height:188.7pt;visibility:visible;mso-wrap-style:square">
             <v:imagedata r:id="rId15" o:title=""/>
           </v:shape>
         </w:pict>
@@ -27036,7 +27033,7 @@
       </w:pPr>
       <w:r>
         <w:pict w14:anchorId="610D604C">
-          <v:shape id="Object3" o:spid="_x0000_i1051" type="#_x0000_t75" style="width:297.65pt;height:185.9pt;visibility:visible;mso-wrap-style:square">
+          <v:shape id="Object3" o:spid="_x0000_i1027" type="#_x0000_t75" style="width:297.65pt;height:185.9pt;visibility:visible;mso-wrap-style:square">
             <v:imagedata r:id="rId20" o:title=""/>
           </v:shape>
         </w:pict>

--- a/Wouldwork User Manual(26.8).docx
+++ b/Wouldwork User Manual(26.8).docx
@@ -16623,17 +16623,7 @@
         <w:spacing w:after="0" w:line="240" w:lineRule="auto"/>
       </w:pPr>
       <w:r>
-        <w:t xml:space="preserve">When enabled, Wouldwork automatically analyzes your problem before search begins and identifies </w:t>
-      </w:r>
-      <w:r>
-        <w:rPr>
-          <w:i/>
-          <w:iCs/>
-        </w:rPr>
-        <w:t>symmetry groups</w:t>
-      </w:r>
-      <w:r>
-        <w:t>—sets of objects that are interchangeable based on their type, static relations, and whether they appear in the goal condition. Objects explicitly named in the goal are excluded from symmetry groups to ensure correctness.</w:t>
+        <w:t xml:space="preserve">When enabled, Wouldwork analyzes your problem before search begins and identifies symmetry families—sets of objects that are interchangeable based on their type, their static relations, and whether the goal names them. Objects explicitly named in the goal are excluded from symmetry families to ensure correctness.</w:t>
       </w:r>
     </w:p>
     <w:p>
@@ -16641,46 +16631,20 @@
         <w:pStyle w:val="Standard"/>
         <w:spacing w:after="0" w:line="240" w:lineRule="auto"/>
       </w:pPr>
-      <w:r>
-        <w:t>During problem initialization, Wouldwork reports detected symmetry groups:</w:t>
-      </w:r>
     </w:p>
     <w:p>
       <w:pPr>
         <w:pStyle w:val="Standard"/>
         <w:spacing w:after="0" w:line="240" w:lineRule="auto"/>
       </w:pPr>
-    </w:p>
-    <w:p>
-      <w:pPr>
-        <w:pStyle w:val="code"/>
-      </w:pPr>
-      <w:r>
-        <w:t>Symmetry groups detected: 1</w:t>
-      </w:r>
-    </w:p>
-    <w:p>
-      <w:pPr>
-        <w:pStyle w:val="code"/>
-      </w:pPr>
-      <w:r>
-        <w:t xml:space="preserve">  (C1 C2 C3 C4) [4 potentially interchangeable objects of type CONNECTOR]</w:t>
-      </w:r>
-    </w:p>
-    <w:p>
-      <w:pPr>
-        <w:pStyle w:val="code"/>
-      </w:pPr>
-      <w:r>
-        <w:t xml:space="preserve">  Search will prune equivalent paths that simply swap interchangeable objects.</w:t>
-      </w:r>
-    </w:p>
-    <w:p>
-      <w:pPr>
-        <w:pStyle w:val="code"/>
-      </w:pPr>
-      <w:r>
-        <w:t xml:space="preserve">  Strategy: Global — symmetric states are detected as duplicates in closed list and pruned.</w:t>
+      <w:r>
+        <w:rPr>
+          <w:b/>
+        </w:rPr>
+        <w:t xml:space="preserve">Safety check. </w:t>
+      </w:r>
+      <w:r>
+        <w:t xml:space="preserve">Merging two states that differ only by renaming interchangeable objects is correct only if nothing the search does next depends on which object has which name. So before keeping a family, Wouldwork follows its members through every action, query and update the search runs, through propagation, the goal, and the heuristic? and prune-state? hooks. A family is kept only if every use is known not to depend on names. Otherwise the family is dropped, the search runs without pruning it, and the report names the spot responsible. The check cannot be overridden: fix the flagged spot, or represent the objects without names (see Unnamed objects below). The bound hooks min-steps-remaining? and bounding-function? are not checked, since a bound that is valid for a state is valid for every renamed copy of it.</w:t>
       </w:r>
     </w:p>
     <w:p>
@@ -16695,11 +16659,7 @@
         <w:spacing w:after="0" w:line="240" w:lineRule="auto"/>
       </w:pPr>
       <w:r>
-        <w:t xml:space="preserve">Wouldwork automatically selects the appropriate pruning strategy based on the search mode. For graph search (*tree-or-graph* = graph), symmetric </w:t>
-      </w:r>
-      <w:r>
-        <w:lastRenderedPageBreak/>
-        <w:t>states are detected as duplicates in the closed list. For tree search, symmetric action instantiations are filtered at generation time.</w:t>
+        <w:t xml:space="preserve">During problem initialization, Wouldwork reports the safety check and the families kept, for example:</w:t>
       </w:r>
     </w:p>
     <w:p>
@@ -16707,8 +16667,58 @@
         <w:pStyle w:val="Standard"/>
         <w:spacing w:after="0" w:line="240" w:lineRule="auto"/>
       </w:pPr>
-      <w:r>
-        <w:t>At the end of a search, symmetry statistics appear in the output:</w:t>
+    </w:p>
+    <w:p>
+      <w:pPr>
+        <w:pStyle w:val="code"/>
+      </w:pPr>
+      <w:r>
+        <w:t xml:space="preserve">Symmetry safety check:</w:t>
+      </w:r>
+    </w:p>
+    <w:p>
+      <w:pPr>
+        <w:pStyle w:val="code"/>
+      </w:pPr>
+      <w:r>
+        <w:t xml:space="preserve">  ((CONNECTOR1) (CONNECTOR2) (CONNECTOR3)): kept; passes the full check</w:t>
+      </w:r>
+    </w:p>
+    <w:p>
+      <w:pPr>
+        <w:pStyle w:val="code"/>
+      </w:pPr>
+    </w:p>
+    <w:p>
+      <w:pPr>
+        <w:pStyle w:val="code"/>
+      </w:pPr>
+      <w:r>
+        <w:t xml:space="preserve">Symmetry families detected: 1</w:t>
+      </w:r>
+    </w:p>
+    <w:p>
+      <w:pPr>
+        <w:pStyle w:val="code"/>
+      </w:pPr>
+      <w:r>
+        <w:t xml:space="preserve">  ((CONNECTOR1) (CONNECTOR2) (CONNECTOR3)) [3 interchangeable rows of type CONNECTOR]</w:t>
+      </w:r>
+    </w:p>
+    <w:p>
+      <w:pPr>
+        <w:pStyle w:val="code"/>
+      </w:pPr>
+      <w:r>
+        <w:t xml:space="preserve">  Search will prune equivalent paths that simply swap interchangeable objects.</w:t>
+      </w:r>
+    </w:p>
+    <w:p>
+      <w:pPr>
+        <w:pStyle w:val="code"/>
+      </w:pPr>
+      <w:r>
+        <w:t xml:space="preserve">  Strategy: Global — symmetric states are detected as duplicates in closed list and pruned.</w:t>
       </w:r>
     </w:p>
     <w:p>
@@ -16719,25 +16729,98 @@
     </w:p>
     <w:p>
       <w:pPr>
-        <w:pStyle w:val="code"/>
-      </w:pPr>
-      <w:r>
-        <w:t>Symmetry: 847 canonical duplicates pruned (23.4% of repeated states)</w:t>
-      </w:r>
-    </w:p>
-    <w:p>
-      <w:pPr>
         <w:pStyle w:val="Standard"/>
         <w:spacing w:after="0" w:line="240" w:lineRule="auto"/>
       </w:pPr>
+      <w:r>
+        <w:t xml:space="preserve">Each row holds the objects that are exchanged together; for an ordinary family a row is a single object. A dropped family is listed with the spots that flagged it, for example:</w:t>
+      </w:r>
     </w:p>
     <w:p>
       <w:pPr>
         <w:pStyle w:val="Standard"/>
         <w:spacing w:after="0" w:line="240" w:lineRule="auto"/>
       </w:pPr>
-      <w:r>
-        <w:t>Symmetry pruning carries significant overhead checking, but is most beneficial when:</w:t>
+    </w:p>
+    <w:p>
+      <w:pPr>
+        <w:pStyle w:val="code"/>
+      </w:pPr>
+      <w:r>
+        <w:t xml:space="preserve">  ((TOKEN1) (TOKEN2)): dropped; the full check flags it</w:t>
+      </w:r>
+    </w:p>
+    <w:p>
+      <w:pPr>
+        <w:pStyle w:val="code"/>
+      </w:pPr>
+      <w:r>
+        <w:t xml:space="preserve">      gethash receives ?token, in query token-priority</w:t>
+      </w:r>
+    </w:p>
+    <w:p>
+      <w:pPr>
+        <w:pStyle w:val="Standard"/>
+        <w:spacing w:after="0" w:line="240" w:lineRule="auto"/>
+      </w:pPr>
+    </w:p>
+    <w:p>
+      <w:pPr>
+        <w:pStyle w:val="Standard"/>
+        <w:spacing w:after="0" w:line="240" w:lineRule="auto"/>
+      </w:pPr>
+      <w:r>
+        <w:t xml:space="preserve">If families were detected but none was kept, Wouldwork reports "No symmetry family passed the safety check; search runs without symmetry pruning." If none was detected, it reports this and suggests disabling symmetry pruning for greater efficiency. To see the safety check for the staged problem without turning symmetry pruning on, enter (report-symmetry-safety) at the REPL.</w:t>
+      </w:r>
+    </w:p>
+    <w:p>
+      <w:pPr>
+        <w:pStyle w:val="Standard"/>
+        <w:spacing w:after="0" w:line="240" w:lineRule="auto"/>
+      </w:pPr>
+    </w:p>
+    <w:p>
+      <w:pPr>
+        <w:pStyle w:val="Standard"/>
+        <w:spacing w:after="0" w:line="240" w:lineRule="auto"/>
+      </w:pPr>
+      <w:r>
+        <w:t xml:space="preserve">Wouldwork automatically selects the appropriate pruning strategy based on the search mode. For graph search (*tree-or-graph* = graph), symmetric states are detected as duplicates in the closed list. For tree search, symmetric action instantiations are filtered at generation time. At the end of a search, symmetry statistics appear in the output:</w:t>
+      </w:r>
+    </w:p>
+    <w:p>
+      <w:pPr>
+        <w:pStyle w:val="Standard"/>
+        <w:spacing w:after="0" w:line="240" w:lineRule="auto"/>
+      </w:pPr>
+    </w:p>
+    <w:p>
+      <w:pPr>
+        <w:pStyle w:val="code"/>
+      </w:pPr>
+      <w:r>
+        <w:t xml:space="preserve">Symmetry: 847 canonical duplicates pruned (2.3% of total states)</w:t>
+      </w:r>
+    </w:p>
+    <w:p>
+      <w:pPr>
+        <w:pStyle w:val="Standard"/>
+        <w:spacing w:after="0" w:line="240" w:lineRule="auto"/>
+      </w:pPr>
+    </w:p>
+    <w:p>
+      <w:pPr>
+        <w:pStyle w:val="Standard"/>
+        <w:spacing w:after="0" w:line="240" w:lineRule="auto"/>
+      </w:pPr>
+      <w:r>
+        <w:rPr>
+          <w:b/>
+        </w:rPr>
+        <w:t xml:space="preserve">Writing code for interchangeable objects. </w:t>
+      </w:r>
+      <w:r>
+        <w:t xml:space="preserve">Members of a kept family may appear anywhere in spec code. Spec loops over a family (doall, exists, forall, and lists built from them) visit its members in an order fixed by the state itself rather than by name, so a "first one found" rule picks the same physical object in every renamed copy of a state. The safety check flags:</w:t>
       </w:r>
     </w:p>
     <w:p>
@@ -16750,6 +16833,111 @@
         <w:spacing w:after="0" w:line="240" w:lineRule="auto"/>
       </w:pPr>
       <w:r>
+        <w:t xml:space="preserve">passing a member to plain Lisp (a defun or define-problem-helper), directly or inside a list, or giving plain Lisp the state for anything other than handing it on to a query or update;</w:t>
+      </w:r>
+    </w:p>
+    <w:p>
+      <w:pPr>
+        <w:pStyle w:val="Standard"/>
+        <w:numPr>
+          <w:ilvl w:val="0"/>
+          <w:numId w:val="39"/>
+        </w:numPr>
+        <w:spacing w:after="0" w:line="240" w:lineRule="auto"/>
+      </w:pPr>
+      <w:r>
+        <w:t xml:space="preserve">writing a member’s name as a literal in an action, query, update, or the goal;</w:t>
+      </w:r>
+    </w:p>
+    <w:p>
+      <w:pPr>
+        <w:pStyle w:val="Standard"/>
+        <w:numPr>
+          <w:ilvl w:val="0"/>
+          <w:numId w:val="39"/>
+        </w:numPr>
+        <w:spacing w:after="0" w:line="240" w:lineRule="auto"/>
+      </w:pPr>
+      <w:r>
+        <w:t xml:space="preserve">quantifying over the family with dot-product.</w:t>
+      </w:r>
+    </w:p>
+    <w:p>
+      <w:pPr>
+        <w:pStyle w:val="Standard"/>
+        <w:spacing w:after="0" w:line="240" w:lineRule="auto"/>
+      </w:pPr>
+      <w:r>
+        <w:t xml:space="preserve">When several members qualify for a choice, break the tie by facts the state holds, or collect every tie and signal an error when more than one remains; never choose by name or printed text. The rules for Talos technology code are in tech/README.html, under "Writing symmetry-safe tech".</w:t>
+      </w:r>
+    </w:p>
+    <w:p>
+      <w:pPr>
+        <w:pStyle w:val="Standard"/>
+        <w:spacing w:after="0" w:line="240" w:lineRule="auto"/>
+      </w:pPr>
+    </w:p>
+    <w:p>
+      <w:pPr>
+        <w:pStyle w:val="Standard"/>
+        <w:spacing w:after="0" w:line="240" w:lineRule="auto"/>
+      </w:pPr>
+      <w:r>
+        <w:rPr>
+          <w:b/>
+        </w:rPr>
+        <w:t xml:space="preserve">Unnamed objects. </w:t>
+      </w:r>
+      <w:r>
+        <w:t xml:space="preserve">When objects are interchangeable by construction and a flagged spot cannot be rewritten, leave them unnamed: rather than recording where each named object is, record one fact per occupied place. Renamed copies of a state are then already identical, so no symmetry pruning is needed. problem-fox-geese names its geese and relies on symmetry pruning; problem-fox-geese-geese-check represents the same geese unnamed, with symmetry pruning off.</w:t>
+      </w:r>
+    </w:p>
+    <w:p>
+      <w:pPr>
+        <w:pStyle w:val="Standard"/>
+        <w:spacing w:after="0" w:line="240" w:lineRule="auto"/>
+      </w:pPr>
+    </w:p>
+    <w:p>
+      <w:pPr>
+        <w:pStyle w:val="Standard"/>
+        <w:spacing w:after="0" w:line="240" w:lineRule="auto"/>
+      </w:pPr>
+      <w:r>
+        <w:rPr>
+          <w:b/>
+        </w:rPr>
+        <w:t xml:space="preserve">Checking the engine. </w:t>
+      </w:r>
+      <w:r>
+        <w:t xml:space="preserve">(audit-symmetry) searches the staged problem twice, with symmetry pruning on and then off, and signals an error if the outcome or the best solution value differs. It needs symmetry pruning on with at least one kept family, and *solution-type* min-length, min-time, min-value, max-value, or first (for first, only whether a solution was found is compared). Solution counts are not compared, since pruning legitimately drops solutions that differ only by renaming. On a goal-chained problem it covers the current subgoal only. It runs the search twice, so use a small instance or a modest depth cutoff.</w:t>
+      </w:r>
+    </w:p>
+    <w:p>
+      <w:pPr>
+        <w:pStyle w:val="Standard"/>
+        <w:spacing w:after="0" w:line="240" w:lineRule="auto"/>
+      </w:pPr>
+    </w:p>
+    <w:p>
+      <w:pPr>
+        <w:pStyle w:val="Standard"/>
+        <w:spacing w:after="0" w:line="240" w:lineRule="auto"/>
+      </w:pPr>
+      <w:r>
+        <w:t>Symmetry pruning carries significant overhead checking, but is most beneficial when:</w:t>
+      </w:r>
+    </w:p>
+    <w:p>
+      <w:pPr>
+        <w:pStyle w:val="Standard"/>
+        <w:numPr>
+          <w:ilvl w:val="0"/>
+          <w:numId w:val="39"/>
+        </w:numPr>
+        <w:spacing w:after="0" w:line="240" w:lineRule="auto"/>
+      </w:pPr>
+      <w:r>
         <w:t>Your problem has multiple objects of the same type with identical initial properties</w:t>
       </w:r>
     </w:p>
@@ -16777,21 +16965,6 @@
       </w:pPr>
       <w:r>
         <w:t>The search space is large enough that pruning redundant paths provides a measurable benefit</w:t>
-      </w:r>
-    </w:p>
-    <w:p>
-      <w:pPr>
-        <w:pStyle w:val="Standard"/>
-        <w:spacing w:after="0" w:line="240" w:lineRule="auto"/>
-      </w:pPr>
-    </w:p>
-    <w:p>
-      <w:pPr>
-        <w:pStyle w:val="Standard"/>
-        <w:spacing w:after="0" w:line="240" w:lineRule="auto"/>
-      </w:pPr>
-      <w:r>
-        <w:t>If no symmetry groups are detected, Wouldwork will report this and suggest disabling symmetry pruning for greater efficiency.</w:t>
       </w:r>
     </w:p>
     <w:p>
